--- a/Ozernov_Evgenii/ЛР_6/Ozernov_Evgeny_lb6_сomp_math.docx
+++ b/Ozernov_Evgenii/ЛР_6/Ozernov_Evgeny_lb6_сomp_math.docx
@@ -1091,6 +1091,7 @@
           <w:color w:val="000000"/>
           <w:sz w:val="28"/>
           <w:szCs w:val="28"/>
+          <w:lang w:val="ru-RU"/>
         </w:rPr>
       </w:pPr>
       <w:r>
@@ -1103,7 +1104,7 @@
           <w:lang w:val="ru-RU"/>
         </w:rPr>
         <w:lastRenderedPageBreak/>
-        <w:t>Цель работы.</w:t>
+        <w:t>Цель работы</w:t>
       </w:r>
     </w:p>
     <w:p>
@@ -1825,7 +1826,7 @@
           <w:szCs w:val="28"/>
           <w:lang w:val="ru-RU"/>
         </w:rPr>
-        <w:t>Задание.</w:t>
+        <w:t>Задание</w:t>
       </w:r>
     </w:p>
     <w:p>
@@ -4889,7 +4890,7 @@
           <w:szCs w:val="28"/>
           <w:lang w:val="ru-RU"/>
         </w:rPr>
-        <w:t>Выполнение работы.</w:t>
+        <w:t>Выполнение работы</w:t>
       </w:r>
     </w:p>
     <w:p>
@@ -4970,7 +4971,7 @@
             <w:szCs w:val="28"/>
             <w:lang w:val="ru-RU"/>
           </w:rPr>
-          <m:t>=0.</m:t>
+          <m:t>=0</m:t>
         </m:r>
       </m:oMath>
     </w:p>
@@ -5336,7 +5337,7 @@
           <w:rFonts w:ascii="Times New Roman" w:eastAsia="Times New Roman" w:hAnsi="Times New Roman" w:cs="Times New Roman"/>
           <w:sz w:val="28"/>
           <w:szCs w:val="28"/>
-          <w:lang w:val="en-US"/>
+          <w:lang w:val="ru-RU"/>
         </w:rPr>
       </w:pPr>
       <w:proofErr w:type="gramStart"/>
@@ -5347,7 +5348,16 @@
           <w:szCs w:val="28"/>
           <w:lang w:val="en-US"/>
         </w:rPr>
-        <w:t>f(</w:t>
+        <w:t>f</w:t>
+      </w:r>
+      <w:r>
+        <w:rPr>
+          <w:rFonts w:ascii="Times New Roman" w:eastAsia="Times New Roman" w:hAnsi="Times New Roman" w:cs="Times New Roman"/>
+          <w:sz w:val="28"/>
+          <w:szCs w:val="28"/>
+          <w:lang w:val="ru-RU"/>
+        </w:rPr>
+        <w:t>(</w:t>
       </w:r>
       <w:proofErr w:type="gramEnd"/>
       <w:r>
@@ -5355,7 +5365,7 @@
           <w:rFonts w:ascii="Times New Roman" w:eastAsia="Times New Roman" w:hAnsi="Times New Roman" w:cs="Times New Roman"/>
           <w:sz w:val="28"/>
           <w:szCs w:val="28"/>
-          <w:lang w:val="en-US"/>
+          <w:lang w:val="ru-RU"/>
         </w:rPr>
         <w:t xml:space="preserve">0) = </w:t>
       </w:r>
@@ -5375,9 +5385,27 @@
           <w:rFonts w:ascii="Times New Roman" w:eastAsia="Times New Roman" w:hAnsi="Times New Roman" w:cs="Times New Roman"/>
           <w:sz w:val="28"/>
           <w:szCs w:val="28"/>
-          <w:lang w:val="en-US"/>
-        </w:rPr>
-        <w:t>(0) - e^0 = 0 - 1 = -1 &lt; 0.</w:t>
+          <w:lang w:val="ru-RU"/>
+        </w:rPr>
+        <w:t xml:space="preserve">(0) - </w:t>
+      </w:r>
+      <w:r>
+        <w:rPr>
+          <w:rFonts w:ascii="Times New Roman" w:eastAsia="Times New Roman" w:hAnsi="Times New Roman" w:cs="Times New Roman"/>
+          <w:sz w:val="28"/>
+          <w:szCs w:val="28"/>
+          <w:lang w:val="en-US"/>
+        </w:rPr>
+        <w:t>e</w:t>
+      </w:r>
+      <w:r>
+        <w:rPr>
+          <w:rFonts w:ascii="Times New Roman" w:eastAsia="Times New Roman" w:hAnsi="Times New Roman" w:cs="Times New Roman"/>
+          <w:sz w:val="28"/>
+          <w:szCs w:val="28"/>
+          <w:lang w:val="ru-RU"/>
+        </w:rPr>
+        <w:t>^0 = 0 - 1 = -1 &lt; 0.</w:t>
       </w:r>
     </w:p>
     <w:p>
@@ -5389,7 +5417,7 @@
           <w:rFonts w:ascii="Times New Roman" w:eastAsia="Times New Roman" w:hAnsi="Times New Roman" w:cs="Times New Roman"/>
           <w:sz w:val="28"/>
           <w:szCs w:val="28"/>
-          <w:lang w:val="en-US"/>
+          <w:lang w:val="ru-RU"/>
         </w:rPr>
       </w:pPr>
       <w:r>
@@ -5406,9 +5434,27 @@
           <w:rFonts w:ascii="Times New Roman" w:eastAsia="Times New Roman" w:hAnsi="Times New Roman" w:cs="Times New Roman"/>
           <w:sz w:val="28"/>
           <w:szCs w:val="28"/>
-          <w:lang w:val="en-US"/>
-        </w:rPr>
-        <w:t xml:space="preserve"> x = 0.5:</w:t>
+          <w:lang w:val="ru-RU"/>
+        </w:rPr>
+        <w:t xml:space="preserve"> </w:t>
+      </w:r>
+      <w:r>
+        <w:rPr>
+          <w:rFonts w:ascii="Times New Roman" w:eastAsia="Times New Roman" w:hAnsi="Times New Roman" w:cs="Times New Roman"/>
+          <w:sz w:val="28"/>
+          <w:szCs w:val="28"/>
+          <w:lang w:val="en-US"/>
+        </w:rPr>
+        <w:t>x</w:t>
+      </w:r>
+      <w:r>
+        <w:rPr>
+          <w:rFonts w:ascii="Times New Roman" w:eastAsia="Times New Roman" w:hAnsi="Times New Roman" w:cs="Times New Roman"/>
+          <w:sz w:val="28"/>
+          <w:szCs w:val="28"/>
+          <w:lang w:val="ru-RU"/>
+        </w:rPr>
+        <w:t xml:space="preserve"> = 0.5:</w:t>
       </w:r>
     </w:p>
     <w:p>
@@ -5745,7 +5791,7 @@
           <w:szCs w:val="28"/>
           <w:lang w:val="ru-RU"/>
         </w:rPr>
-        <w:t>Преобразование уравнения f(x) = 0 к виду x = φ(x).</w:t>
+        <w:t>Преобразование уравнения f(x) = 0 к виду x = φ(x)</w:t>
       </w:r>
     </w:p>
     <w:p>
@@ -6351,7 +6397,7 @@
           <w:szCs w:val="28"/>
           <w:lang w:val="ru-RU"/>
         </w:rPr>
-        <w:t>Выбор начального приближения.</w:t>
+        <w:t>Выбор начального приближения</w:t>
       </w:r>
     </w:p>
     <w:p>
@@ -6533,17 +6579,6 @@
         <w:t>Delta</w:t>
       </w:r>
       <w:proofErr w:type="spellEnd"/>
-      <w:r>
-        <w:rPr>
-          <w:rFonts w:ascii="Times New Roman" w:eastAsia="Times New Roman" w:hAnsi="Times New Roman" w:cs="Times New Roman"/>
-          <w:b/>
-          <w:bCs/>
-          <w:sz w:val="28"/>
-          <w:szCs w:val="28"/>
-          <w:lang w:val="ru-RU"/>
-        </w:rPr>
-        <w:t>.</w:t>
-      </w:r>
     </w:p>
     <w:p>
       <w:pPr>
@@ -8391,7 +8426,7 @@
           <w:szCs w:val="28"/>
           <w:lang w:val="ru-RU"/>
         </w:rPr>
-        <w:t>Составление головной программы, вычисляющей корень уравнения и содержащей обращение к программам φ(x), φ'(x) и ITER, а также индикацию результатов.</w:t>
+        <w:t>Составление головной программы, вычисляющей корень уравнения и содержащей обращение к программам φ(x), φ'(x) и ITER, а также индикацию результатов</w:t>
       </w:r>
     </w:p>
     <w:p>
@@ -9524,7 +9559,7 @@
           <w:szCs w:val="28"/>
           <w:lang w:val="ru-RU"/>
         </w:rPr>
-        <w:t>Проведение вычислений по программе. Исследование скорости сходимости и обусловленности метода.</w:t>
+        <w:t>Проведение вычислений по программе. Исследование скорости сходимости и обусловленности метода</w:t>
       </w:r>
     </w:p>
     <w:p>
@@ -11218,10 +11253,218 @@
     </w:p>
     <w:p>
       <w:pPr>
+        <w:spacing w:line="360" w:lineRule="auto"/>
+        <w:ind w:firstLine="709"/>
+        <w:jc w:val="both"/>
+        <w:rPr>
+          <w:rFonts w:ascii="Times New Roman" w:eastAsia="Times New Roman" w:hAnsi="Times New Roman" w:cs="Times New Roman"/>
+          <w:sz w:val="28"/>
+          <w:szCs w:val="28"/>
+          <w:lang w:val="ru-RU"/>
+        </w:rPr>
+      </w:pPr>
+    </w:p>
+    <w:p>
+      <w:pPr>
+        <w:spacing w:line="360" w:lineRule="auto"/>
+        <w:ind w:firstLine="709"/>
+        <w:jc w:val="both"/>
+        <w:rPr>
+          <w:rFonts w:ascii="Times New Roman" w:eastAsia="Times New Roman" w:hAnsi="Times New Roman" w:cs="Times New Roman"/>
+          <w:sz w:val="28"/>
+          <w:szCs w:val="28"/>
+          <w:lang w:val="ru-RU"/>
+        </w:rPr>
+      </w:pPr>
+    </w:p>
+    <w:p>
+      <w:pPr>
+        <w:spacing w:line="360" w:lineRule="auto"/>
+        <w:ind w:firstLine="709"/>
+        <w:jc w:val="both"/>
+        <w:rPr>
+          <w:rFonts w:ascii="Times New Roman" w:eastAsia="Times New Roman" w:hAnsi="Times New Roman" w:cs="Times New Roman"/>
+          <w:sz w:val="28"/>
+          <w:szCs w:val="28"/>
+          <w:lang w:val="ru-RU"/>
+        </w:rPr>
+      </w:pPr>
+    </w:p>
+    <w:p>
+      <w:pPr>
+        <w:spacing w:line="360" w:lineRule="auto"/>
+        <w:ind w:firstLine="709"/>
+        <w:jc w:val="both"/>
+        <w:rPr>
+          <w:rFonts w:ascii="Times New Roman" w:eastAsia="Times New Roman" w:hAnsi="Times New Roman" w:cs="Times New Roman"/>
+          <w:sz w:val="28"/>
+          <w:szCs w:val="28"/>
+          <w:lang w:val="ru-RU"/>
+        </w:rPr>
+      </w:pPr>
+    </w:p>
+    <w:p>
+      <w:pPr>
+        <w:spacing w:line="360" w:lineRule="auto"/>
+        <w:ind w:firstLine="709"/>
+        <w:jc w:val="both"/>
+        <w:rPr>
+          <w:rFonts w:ascii="Times New Roman" w:eastAsia="Times New Roman" w:hAnsi="Times New Roman" w:cs="Times New Roman"/>
+          <w:sz w:val="28"/>
+          <w:szCs w:val="28"/>
+          <w:lang w:val="ru-RU"/>
+        </w:rPr>
+      </w:pPr>
+    </w:p>
+    <w:p>
+      <w:pPr>
+        <w:spacing w:line="360" w:lineRule="auto"/>
+        <w:ind w:firstLine="709"/>
+        <w:jc w:val="both"/>
+        <w:rPr>
+          <w:rFonts w:ascii="Times New Roman" w:eastAsia="Times New Roman" w:hAnsi="Times New Roman" w:cs="Times New Roman"/>
+          <w:sz w:val="28"/>
+          <w:szCs w:val="28"/>
+          <w:lang w:val="ru-RU"/>
+        </w:rPr>
+      </w:pPr>
+    </w:p>
+    <w:p>
+      <w:pPr>
+        <w:spacing w:line="360" w:lineRule="auto"/>
+        <w:ind w:firstLine="709"/>
+        <w:jc w:val="both"/>
+        <w:rPr>
+          <w:rFonts w:ascii="Times New Roman" w:eastAsia="Times New Roman" w:hAnsi="Times New Roman" w:cs="Times New Roman"/>
+          <w:sz w:val="28"/>
+          <w:szCs w:val="28"/>
+          <w:lang w:val="ru-RU"/>
+        </w:rPr>
+      </w:pPr>
+    </w:p>
+    <w:p>
+      <w:pPr>
+        <w:spacing w:line="360" w:lineRule="auto"/>
+        <w:ind w:firstLine="709"/>
+        <w:jc w:val="both"/>
+        <w:rPr>
+          <w:rFonts w:ascii="Times New Roman" w:eastAsia="Times New Roman" w:hAnsi="Times New Roman" w:cs="Times New Roman"/>
+          <w:sz w:val="28"/>
+          <w:szCs w:val="28"/>
+          <w:lang w:val="ru-RU"/>
+        </w:rPr>
+      </w:pPr>
+    </w:p>
+    <w:p>
+      <w:pPr>
+        <w:spacing w:line="360" w:lineRule="auto"/>
+        <w:ind w:firstLine="709"/>
+        <w:jc w:val="both"/>
+        <w:rPr>
+          <w:rFonts w:ascii="Times New Roman" w:eastAsia="Times New Roman" w:hAnsi="Times New Roman" w:cs="Times New Roman"/>
+          <w:sz w:val="28"/>
+          <w:szCs w:val="28"/>
+          <w:lang w:val="ru-RU"/>
+        </w:rPr>
+      </w:pPr>
+    </w:p>
+    <w:p>
+      <w:pPr>
+        <w:spacing w:line="360" w:lineRule="auto"/>
+        <w:ind w:firstLine="709"/>
+        <w:jc w:val="both"/>
+        <w:rPr>
+          <w:rFonts w:ascii="Times New Roman" w:eastAsia="Times New Roman" w:hAnsi="Times New Roman" w:cs="Times New Roman"/>
+          <w:sz w:val="28"/>
+          <w:szCs w:val="28"/>
+          <w:lang w:val="ru-RU"/>
+        </w:rPr>
+      </w:pPr>
+    </w:p>
+    <w:p>
+      <w:pPr>
+        <w:spacing w:line="360" w:lineRule="auto"/>
+        <w:ind w:firstLine="709"/>
+        <w:jc w:val="both"/>
+        <w:rPr>
+          <w:rFonts w:ascii="Times New Roman" w:eastAsia="Times New Roman" w:hAnsi="Times New Roman" w:cs="Times New Roman"/>
+          <w:sz w:val="28"/>
+          <w:szCs w:val="28"/>
+          <w:lang w:val="ru-RU"/>
+        </w:rPr>
+      </w:pPr>
+    </w:p>
+    <w:p>
+      <w:pPr>
+        <w:spacing w:line="360" w:lineRule="auto"/>
+        <w:ind w:firstLine="709"/>
+        <w:jc w:val="both"/>
+        <w:rPr>
+          <w:rFonts w:ascii="Times New Roman" w:eastAsia="Times New Roman" w:hAnsi="Times New Roman" w:cs="Times New Roman"/>
+          <w:sz w:val="28"/>
+          <w:szCs w:val="28"/>
+          <w:lang w:val="ru-RU"/>
+        </w:rPr>
+      </w:pPr>
+    </w:p>
+    <w:p>
+      <w:pPr>
+        <w:spacing w:line="360" w:lineRule="auto"/>
+        <w:ind w:firstLine="709"/>
+        <w:jc w:val="both"/>
+        <w:rPr>
+          <w:rFonts w:ascii="Times New Roman" w:eastAsia="Times New Roman" w:hAnsi="Times New Roman" w:cs="Times New Roman"/>
+          <w:sz w:val="28"/>
+          <w:szCs w:val="28"/>
+          <w:lang w:val="ru-RU"/>
+        </w:rPr>
+      </w:pPr>
+    </w:p>
+    <w:p>
+      <w:pPr>
+        <w:spacing w:line="360" w:lineRule="auto"/>
+        <w:ind w:firstLine="709"/>
+        <w:jc w:val="both"/>
+        <w:rPr>
+          <w:rFonts w:ascii="Times New Roman" w:eastAsia="Times New Roman" w:hAnsi="Times New Roman" w:cs="Times New Roman"/>
+          <w:sz w:val="28"/>
+          <w:szCs w:val="28"/>
+          <w:lang w:val="ru-RU"/>
+        </w:rPr>
+      </w:pPr>
+    </w:p>
+    <w:p>
+      <w:pPr>
+        <w:spacing w:line="360" w:lineRule="auto"/>
+        <w:ind w:firstLine="709"/>
+        <w:jc w:val="both"/>
+        <w:rPr>
+          <w:rFonts w:ascii="Times New Roman" w:eastAsia="Times New Roman" w:hAnsi="Times New Roman" w:cs="Times New Roman"/>
+          <w:sz w:val="28"/>
+          <w:szCs w:val="28"/>
+          <w:lang w:val="ru-RU"/>
+        </w:rPr>
+      </w:pPr>
+    </w:p>
+    <w:p>
+      <w:pPr>
+        <w:spacing w:line="360" w:lineRule="auto"/>
+        <w:ind w:firstLine="709"/>
+        <w:jc w:val="both"/>
+        <w:rPr>
+          <w:rFonts w:ascii="Times New Roman" w:eastAsia="Times New Roman" w:hAnsi="Times New Roman" w:cs="Times New Roman"/>
+          <w:sz w:val="28"/>
+          <w:szCs w:val="28"/>
+          <w:lang w:val="ru-RU"/>
+        </w:rPr>
+      </w:pPr>
+    </w:p>
+    <w:p>
+      <w:pPr>
         <w:pStyle w:val="2"/>
         <w:keepLines w:val="0"/>
         <w:spacing w:before="0" w:after="0" w:line="360" w:lineRule="auto"/>
-        <w:ind w:firstLine="720"/>
+        <w:ind w:firstLine="709"/>
         <w:jc w:val="both"/>
         <w:rPr>
           <w:rFonts w:ascii="Times New Roman" w:eastAsia="Times New Roman" w:hAnsi="Times New Roman" w:cs="Times New Roman"/>
@@ -11241,6 +11484,7 @@
           <w:szCs w:val="28"/>
           <w:lang w:val="ru-RU"/>
         </w:rPr>
+        <w:lastRenderedPageBreak/>
         <w:t>Вывод.</w:t>
       </w:r>
     </w:p>
@@ -11540,6 +11784,18 @@
         </w:rPr>
         <w:lastRenderedPageBreak/>
         <w:t>ПРИЛОЖЕНИЕ А</w:t>
+      </w:r>
+      <w:r>
+        <w:rPr>
+          <w:rFonts w:ascii="Times New Roman" w:eastAsia="Times New Roman" w:hAnsi="Times New Roman" w:cs="Times New Roman"/>
+          <w:b/>
+          <w:smallCaps/>
+          <w:color w:val="000000"/>
+          <w:sz w:val="28"/>
+          <w:szCs w:val="28"/>
+          <w:lang w:val="ru-RU"/>
+        </w:rPr>
+        <w:t xml:space="preserve"> ИСХОДНЫЙ КОД ПРОГРАММЫ</w:t>
       </w:r>
     </w:p>
     <w:p>
@@ -11926,18 +12182,8 @@
           <w:sz w:val="22"/>
           <w:szCs w:val="22"/>
         </w:rPr>
-        <w:t xml:space="preserve"> </w:t>
-      </w:r>
-      <w:proofErr w:type="spellStart"/>
-      <w:r>
-        <w:rPr>
-          <w:rFonts w:ascii="Courier New" w:eastAsia="Times New Roman" w:hAnsi="Courier New" w:cs="Courier New"/>
-          <w:sz w:val="22"/>
-          <w:szCs w:val="22"/>
-        </w:rPr>
-        <w:t>ли</w:t>
-      </w:r>
-      <w:proofErr w:type="spellEnd"/>
+        <w:t xml:space="preserve"> ли</w:t>
+      </w:r>
     </w:p>
     <w:p>
       <w:pPr>
@@ -31392,6 +31638,7 @@
   <w:style w:type="character" w:default="1" w:styleId="a0">
     <w:name w:val="Default Paragraph Font"/>
     <w:uiPriority w:val="1"/>
+    <w:semiHidden/>
     <w:unhideWhenUsed/>
   </w:style>
   <w:style w:type="table" w:default="1" w:styleId="a1">
